--- a/watch-output/商業理財/2026-10-20_Instagram_三個用語言招財的方法-森森-財富能量__DehfUd5AH2h/2026-10-20_Instagram_三個用語言招財的方法-森森-財富能量__DehfUd5AH2h_report.docx
+++ b/watch-output/商業理財/2026-10-20_Instagram_三個用語言招財的方法-森森-財富能量__DehfUd5AH2h/2026-10-20_Instagram_三個用語言招財的方法-森森-財富能量__DehfUd5AH2h_report.docx
@@ -419,6 +419,248 @@
         <w:pStyle w:val="Heading2"/>
       </w:pPr>
       <w:r>
+        <w:t>補充資料</w:t>
+      </w:r>
+    </w:p>
+    <w:p>
+      <w:pPr>
+        <w:pStyle w:val="ListBullet"/>
+      </w:pPr>
+      <w:r>
+        <w:rPr>
+          <w:rFonts w:ascii="Microsoft JhengHei" w:hAnsi="Microsoft JhengHei" w:eastAsia="Microsoft JhengHei"/>
+          <w:sz w:val="21"/>
+        </w:rPr>
+        <w:t xml:space="preserve">畫面上講者沒唸出的結尾字卡（留言「幸運」、留言你的生日／每週二晚上 8 點 直播解盤）整理在 </w:t>
+      </w:r>
+      <w:r>
+        <w:rPr>
+          <w:rFonts w:ascii="Consolas" w:hAnsi="Consolas" w:eastAsia="Microsoft JhengHei"/>
+          <w:sz w:val="19"/>
+        </w:rPr>
+        <w:t>supplement.md</w:t>
+      </w:r>
+      <w:r>
+        <w:rPr>
+          <w:rFonts w:ascii="Microsoft JhengHei" w:hAnsi="Microsoft JhengHei" w:eastAsia="Microsoft JhengHei"/>
+          <w:sz w:val="21"/>
+        </w:rPr>
+        <w:t>。</w:t>
+      </w:r>
+    </w:p>
+    <w:p>
+      <w:pPr>
+        <w:pStyle w:val="Heading2"/>
+      </w:pPr>
+      <w:r>
+        <w:t>補充資料（影片未呈現的資訊）</w:t>
+      </w:r>
+    </w:p>
+    <w:p>
+      <w:pPr>
+        <w:pStyle w:val="Heading3"/>
+      </w:pPr>
+      <w:r>
+        <w:t>S1｜畫面遺漏：結尾的留言與直播字卡</w:t>
+      </w:r>
+    </w:p>
+    <w:p>
+      <w:pPr>
+        <w:pStyle w:val="ListBullet"/>
+      </w:pPr>
+      <w:r>
+        <w:rPr>
+          <w:rFonts w:ascii="Microsoft JhengHei" w:hAnsi="Microsoft JhengHei" w:eastAsia="Microsoft JhengHei"/>
+          <w:sz w:val="21"/>
+        </w:rPr>
+        <w:t>來源：影片畫面；取得日期：2026-10-21；取得方式：Claude 由影片畫面逐字抄錄（01:48 畫面下方提示、01:51–01:54 片尾字卡；報告截圖 slide_05.jpg 為 01:49）</w:t>
+      </w:r>
+    </w:p>
+    <w:p>
+      <w:pPr>
+        <w:pStyle w:val="ListBullet"/>
+      </w:pPr>
+      <w:r>
+        <w:rPr>
+          <w:rFonts w:ascii="Microsoft JhengHei" w:hAnsi="Microsoft JhengHei" w:eastAsia="Microsoft JhengHei"/>
+          <w:sz w:val="21"/>
+        </w:rPr>
+        <w:t>為何需要補充：這兩段文字只出現在畫面上，講者口頭只說「分享給身邊那個常常很幸運的朋友吧」，逐字稿沒有。</w:t>
+      </w:r>
+    </w:p>
+    <w:p>
+      <w:r>
+        <w:rPr>
+          <w:rFonts w:ascii="Microsoft JhengHei" w:hAnsi="Microsoft JhengHei" w:eastAsia="Microsoft JhengHei"/>
+          <w:b/>
+          <w:sz w:val="21"/>
+        </w:rPr>
+        <w:t>原文（逐字）</w:t>
+      </w:r>
+    </w:p>
+    <w:p>
+      <w:pPr>
+        <w:spacing w:after="0"/>
+        <w:ind w:left="454"/>
+      </w:pPr>
+      <w:r>
+        <w:rPr>
+          <w:rFonts w:ascii="Consolas" w:hAnsi="Consolas" w:eastAsia="Microsoft JhengHei"/>
+          <w:sz w:val="20"/>
+        </w:rPr>
+        <w:t>01:48 畫面提示：</w:t>
+      </w:r>
+    </w:p>
+    <w:p>
+      <w:pPr>
+        <w:spacing w:after="0"/>
+        <w:ind w:left="454"/>
+      </w:pPr>
+      <w:r>
+        <w:rPr>
+          <w:rFonts w:ascii="Consolas" w:hAnsi="Consolas" w:eastAsia="Microsoft JhengHei"/>
+          <w:sz w:val="20"/>
+        </w:rPr>
+        <w:t>• 留言「幸運」</w:t>
+      </w:r>
+    </w:p>
+    <w:p>
+      <w:pPr>
+        <w:spacing w:after="0"/>
+        <w:ind w:left="454"/>
+      </w:pPr>
+      <w:r>
+        <w:rPr>
+          <w:rFonts w:ascii="Consolas" w:hAnsi="Consolas" w:eastAsia="Microsoft JhengHei"/>
+          <w:sz w:val="20"/>
+        </w:rPr>
+      </w:r>
+    </w:p>
+    <w:p>
+      <w:pPr>
+        <w:spacing w:after="0"/>
+        <w:ind w:left="454"/>
+      </w:pPr>
+      <w:r>
+        <w:rPr>
+          <w:rFonts w:ascii="Consolas" w:hAnsi="Consolas" w:eastAsia="Microsoft JhengHei"/>
+          <w:sz w:val="20"/>
+        </w:rPr>
+        <w:t>01:51–01:54 片尾字卡：</w:t>
+      </w:r>
+    </w:p>
+    <w:p>
+      <w:pPr>
+        <w:spacing w:after="0"/>
+        <w:ind w:left="454"/>
+      </w:pPr>
+      <w:r>
+        <w:rPr>
+          <w:rFonts w:ascii="Consolas" w:hAnsi="Consolas" w:eastAsia="Microsoft JhengHei"/>
+          <w:sz w:val="20"/>
+        </w:rPr>
+        <w:t>留言你的生日</w:t>
+      </w:r>
+    </w:p>
+    <w:p>
+      <w:pPr>
+        <w:spacing w:after="0"/>
+        <w:ind w:left="454"/>
+      </w:pPr>
+      <w:r>
+        <w:rPr>
+          <w:rFonts w:ascii="Consolas" w:hAnsi="Consolas" w:eastAsia="Microsoft JhengHei"/>
+          <w:sz w:val="20"/>
+        </w:rPr>
+        <w:t>每週二晚上 8 點 直播解盤</w:t>
+      </w:r>
+    </w:p>
+    <w:p/>
+    <w:p>
+      <w:r>
+        <w:rPr>
+          <w:rFonts w:ascii="Microsoft JhengHei" w:hAnsi="Microsoft JhengHei" w:eastAsia="Microsoft JhengHei"/>
+          <w:b/>
+          <w:sz w:val="21"/>
+        </w:rPr>
+        <w:t>Claude 的對照分析</w:t>
+      </w:r>
+    </w:p>
+    <w:p>
+      <w:pPr>
+        <w:pStyle w:val="ListBullet"/>
+      </w:pPr>
+      <w:r>
+        <w:rPr>
+          <w:rFonts w:ascii="Microsoft JhengHei" w:hAnsi="Microsoft JhengHei" w:eastAsia="Microsoft JhengHei"/>
+          <w:sz w:val="21"/>
+        </w:rPr>
+        <w:t>與影片一致：01:46 講者請觀眾分享給常常很幸運的朋友，畫面同時出現「留言『幸運』」。</w:t>
+      </w:r>
+    </w:p>
+    <w:p>
+      <w:pPr>
+        <w:pStyle w:val="ListBullet"/>
+      </w:pPr>
+      <w:r>
+        <w:rPr>
+          <w:rFonts w:ascii="Microsoft JhengHei" w:hAnsi="Microsoft JhengHei" w:eastAsia="Microsoft JhengHei"/>
+          <w:sz w:val="21"/>
+        </w:rPr>
+        <w:t>畫面直接寫明（講者沒說）：片尾邀請觀眾「留言你的生日」，並寫有「每週二晚上 8 點 直播解盤」。</w:t>
+      </w:r>
+    </w:p>
+    <w:p>
+      <w:pPr>
+        <w:pStyle w:val="ListBullet"/>
+      </w:pPr>
+      <w:r>
+        <w:rPr>
+          <w:rFonts w:ascii="Microsoft JhengHei" w:hAnsi="Microsoft JhengHei" w:eastAsia="Microsoft JhengHei"/>
+          <w:sz w:val="21"/>
+        </w:rPr>
+        <w:t>據此推定（非畫面直接寫明）：這是帳號的互動與直播導流；「解盤」所指內容（例如依生日解讀）影片沒有說明。</w:t>
+      </w:r>
+    </w:p>
+    <w:p>
+      <w:r>
+        <w:rPr>
+          <w:rFonts w:ascii="Microsoft JhengHei" w:hAnsi="Microsoft JhengHei" w:eastAsia="Microsoft JhengHei"/>
+          <w:b/>
+          <w:sz w:val="21"/>
+        </w:rPr>
+        <w:t>備註</w:t>
+      </w:r>
+    </w:p>
+    <w:p>
+      <w:pPr>
+        <w:pStyle w:val="ListBullet"/>
+      </w:pPr>
+      <w:r>
+        <w:rPr>
+          <w:rFonts w:ascii="Microsoft JhengHei" w:hAnsi="Microsoft JhengHei" w:eastAsia="Microsoft JhengHei"/>
+          <w:sz w:val="21"/>
+        </w:rPr>
+        <w:t>其餘畫面字卡（開場「用語言就能招財／3 個超神奇方法」、①②③ 三招標題）與講者說的話相同，只放在報告各段說明，不另列補充。</w:t>
+      </w:r>
+    </w:p>
+    <w:p>
+      <w:pPr>
+        <w:pStyle w:val="ListBullet"/>
+      </w:pPr>
+      <w:r>
+        <w:rPr>
+          <w:rFonts w:ascii="Microsoft JhengHei" w:hAnsi="Microsoft JhengHei" w:eastAsia="Microsoft JhengHei"/>
+          <w:sz w:val="21"/>
+        </w:rPr>
+        <w:t>直播時間與內容未查證，可能已變動。</w:t>
+      </w:r>
+    </w:p>
+    <w:p>
+      <w:pPr>
+        <w:pStyle w:val="Heading2"/>
+      </w:pPr>
+      <w:r>
         <w:t>圖文對照（畫面 + 逐字稿）</w:t>
       </w:r>
     </w:p>
@@ -427,7 +669,7 @@
         <w:pStyle w:val="Heading3"/>
       </w:pPr>
       <w:r>
-        <w:t>投影片 1：三個用語言招財的方法（00:00–01:54）</w:t>
+        <w:t>投影片 1：開場：三個用語言招財的方法（00:00–00:09）</w:t>
       </w:r>
     </w:p>
     <w:p>
@@ -437,7 +679,7 @@
       <w:r>
         <w:drawing>
           <wp:inline xmlns:a="http://schemas.openxmlformats.org/drawingml/2006/main" xmlns:pic="http://schemas.openxmlformats.org/drawingml/2006/picture">
-            <wp:extent cx="1417500" cy="2520000"/>
+            <wp:extent cx="1417846" cy="2520000"/>
             <wp:docPr id="1" name="Picture 1"/>
             <wp:cNvGraphicFramePr>
               <a:graphicFrameLocks noChangeAspect="1"/>
@@ -458,7 +700,7 @@
                   <pic:spPr>
                     <a:xfrm>
                       <a:off x="0" y="0"/>
-                      <a:ext cx="1417500" cy="2520000"/>
+                      <a:ext cx="1417846" cy="2520000"/>
                     </a:xfrm>
                     <a:prstGeom prst="rect"/>
                   </pic:spPr>
@@ -483,7 +725,7 @@
           <w:rFonts w:ascii="Microsoft JhengHei" w:hAnsi="Microsoft JhengHei" w:eastAsia="Microsoft JhengHei"/>
           <w:sz w:val="21"/>
         </w:rPr>
-        <w:t xml:space="preserve"> 講者主張：①不說「很難」改說「很挑戰」；②用「我允許」開頭（我允許自己有錢，同時是輕鬆的）；③常說「超幸運」（講者主張，未查證）。</w:t>
+        <w:t xml:space="preserve"> 畫面字卡「用語言就能招財／3 個超神奇方法」；講者主張很多有錢人都偷偷用語言調整潛意識（講者主張，未查證）。</w:t>
       </w:r>
     </w:p>
     <w:p>
@@ -509,7 +751,401 @@
           <w:rFonts w:ascii="Microsoft JhengHei" w:hAnsi="Microsoft JhengHei" w:eastAsia="Microsoft JhengHei"/>
           <w:sz w:val="21"/>
         </w:rPr>
-        <w:t>分享三個用語言就可以招財的超神奇方法，你會發現很多有錢人都偷偷這樣子用，來調整他們的潛意識，第一招就是不要講很難，要講很挑戰，因為很難會讓你的潛意識知道，我做不到我也不想去做，但如果你說很挑戰代表這個語言中，你在暗示自己這件事是有機會突破，而且其實你是具備能力的，當你把很難變成很挑戰之後，你會發現其實你成功的機率，成功的機率賺到錢的機率，就會大幅提升，第二個方法是很多人會說，感謝有錢對不對，因為其實很多人想要有錢，但是他的潛意識實際上是害怕出名，或者覺得賺錢很累，所以當你在跟自己講說我想要有錢，但實際上你內在又覺得賺錢很累的話，你的身體根本就會無法賺到錢，所以你可以告訴自己，例如說你在寫感恩日記的時候，或者在心中冥想默唸都可以這樣做，你可以用允許當開頭，我允許自己有錢，同時可以是輕鬆的，用這個方式呢，來連線原本你的潛意識，認為是完全不可能同時發生事情，當你重複重複的，這樣跟自己的潛意識講，它就會越來越容易發生哦，在第三個有錢招財的秘密呢，就是要常常說超幸運，你會發現，常常講很幸運，很感恩，很開心的人，很奇怪哦，他的身邊總是會發生這些事情，當你不斷的告訴潛意識，這些語言的時候，你的身體會在眾多的選擇之中，儘量去選擇你常常講話的那個選項，所以當你常常講很幸運的時候，他就會看到，這邊有一件事是會讓你發生很幸運的，你就會發現有些人很容易找到停車位，然後有些人很容易就是撿到錢，或者是常常拿到優惠，或被升等房間等等，你們可以分享給身邊那個，常常很幸運的朋友吧。</w:t>
+        <w:t>分享三個用語言就可以招財的超神奇方法，你會發現很多有錢人都偷偷這樣子用，來調整他們的潛意識。</w:t>
+      </w:r>
+    </w:p>
+    <w:p>
+      <w:pPr>
+        <w:pStyle w:val="Heading3"/>
+      </w:pPr>
+      <w:r>
+        <w:t>投影片 2：第一招：不說「很難」，說「很挑戰」（00:09–00:30）</w:t>
+      </w:r>
+    </w:p>
+    <w:p>
+      <w:pPr>
+        <w:jc w:val="center"/>
+      </w:pPr>
+      <w:r>
+        <w:drawing>
+          <wp:inline xmlns:a="http://schemas.openxmlformats.org/drawingml/2006/main" xmlns:pic="http://schemas.openxmlformats.org/drawingml/2006/picture">
+            <wp:extent cx="1417846" cy="2520000"/>
+            <wp:docPr id="2" name="Picture 2"/>
+            <wp:cNvGraphicFramePr>
+              <a:graphicFrameLocks noChangeAspect="1"/>
+            </wp:cNvGraphicFramePr>
+            <a:graphic>
+              <a:graphicData uri="http://schemas.openxmlformats.org/drawingml/2006/picture">
+                <pic:pic>
+                  <pic:nvPicPr>
+                    <pic:cNvPr id="0" name="image.jpg"/>
+                    <pic:cNvPicPr/>
+                  </pic:nvPicPr>
+                  <pic:blipFill>
+                    <a:blip r:embed="rId11"/>
+                    <a:stretch>
+                      <a:fillRect/>
+                    </a:stretch>
+                  </pic:blipFill>
+                  <pic:spPr>
+                    <a:xfrm>
+                      <a:off x="0" y="0"/>
+                      <a:ext cx="1417846" cy="2520000"/>
+                    </a:xfrm>
+                    <a:prstGeom prst="rect"/>
+                  </pic:spPr>
+                </pic:pic>
+              </a:graphicData>
+            </a:graphic>
+          </wp:inline>
+        </w:drawing>
+      </w:r>
+    </w:p>
+    <w:p>
+      <w:r>
+        <w:rPr>
+          <w:rFonts w:ascii="Microsoft JhengHei" w:hAnsi="Microsoft JhengHei" w:eastAsia="Microsoft JhengHei"/>
+          <w:b/>
+          <w:sz w:val="21"/>
+        </w:rPr>
+        <w:t>重點：</w:t>
+      </w:r>
+      <w:r>
+        <w:rPr>
+          <w:rFonts w:ascii="Microsoft JhengHei" w:hAnsi="Microsoft JhengHei" w:eastAsia="Microsoft JhengHei"/>
+          <w:sz w:val="21"/>
+        </w:rPr>
+        <w:t xml:space="preserve"> 講者主張「很難」暗示做不到、不想做；「很挑戰」暗示有機會突破、自己具備能力，成功與賺錢機率會提升（講者主張，未查證）。</w:t>
+      </w:r>
+    </w:p>
+    <w:p>
+      <w:r>
+        <w:rPr>
+          <w:rFonts w:ascii="Microsoft JhengHei" w:hAnsi="Microsoft JhengHei" w:eastAsia="Microsoft JhengHei"/>
+          <w:b/>
+          <w:sz w:val="21"/>
+        </w:rPr>
+        <w:t>標籤：</w:t>
+      </w:r>
+      <w:r>
+        <w:rPr>
+          <w:rFonts w:ascii="Microsoft JhengHei" w:hAnsi="Microsoft JhengHei" w:eastAsia="Microsoft JhengHei"/>
+          <w:sz w:val="21"/>
+        </w:rPr>
+        <w:t xml:space="preserve"> #很挑戰</w:t>
+      </w:r>
+    </w:p>
+    <w:p>
+      <w:r>
+        <w:rPr>
+          <w:rFonts w:ascii="Microsoft JhengHei" w:hAnsi="Microsoft JhengHei" w:eastAsia="Microsoft JhengHei"/>
+          <w:sz w:val="21"/>
+        </w:rPr>
+        <w:t>第一招就是不要講很難，要講很挑戰，因為很難會讓你的潛意識知道，我做不到我也不想去做，但如果你說很挑戰代表這個語言中，你在暗示自己這件事是有機會突破，而且其實你是具備能力的，當你把很難變成很挑戰之後，你會發現其實你成功的機率，成功的機率賺到錢的機率，就會大幅提升。</w:t>
+      </w:r>
+    </w:p>
+    <w:p>
+      <w:pPr>
+        <w:pStyle w:val="Heading3"/>
+      </w:pPr>
+      <w:r>
+        <w:t>投影片 3：第二招：用「我允許」開頭（00:30–01:09）</w:t>
+      </w:r>
+    </w:p>
+    <w:p>
+      <w:pPr>
+        <w:jc w:val="center"/>
+      </w:pPr>
+      <w:r>
+        <w:drawing>
+          <wp:inline xmlns:a="http://schemas.openxmlformats.org/drawingml/2006/main" xmlns:pic="http://schemas.openxmlformats.org/drawingml/2006/picture">
+            <wp:extent cx="1417846" cy="2520000"/>
+            <wp:docPr id="3" name="Picture 3"/>
+            <wp:cNvGraphicFramePr>
+              <a:graphicFrameLocks noChangeAspect="1"/>
+            </wp:cNvGraphicFramePr>
+            <a:graphic>
+              <a:graphicData uri="http://schemas.openxmlformats.org/drawingml/2006/picture">
+                <pic:pic>
+                  <pic:nvPicPr>
+                    <pic:cNvPr id="0" name="image.jpg"/>
+                    <pic:cNvPicPr/>
+                  </pic:nvPicPr>
+                  <pic:blipFill>
+                    <a:blip r:embed="rId12"/>
+                    <a:stretch>
+                      <a:fillRect/>
+                    </a:stretch>
+                  </pic:blipFill>
+                  <pic:spPr>
+                    <a:xfrm>
+                      <a:off x="0" y="0"/>
+                      <a:ext cx="1417846" cy="2520000"/>
+                    </a:xfrm>
+                    <a:prstGeom prst="rect"/>
+                  </pic:spPr>
+                </pic:pic>
+              </a:graphicData>
+            </a:graphic>
+          </wp:inline>
+        </w:drawing>
+      </w:r>
+    </w:p>
+    <w:p>
+      <w:r>
+        <w:rPr>
+          <w:rFonts w:ascii="Microsoft JhengHei" w:hAnsi="Microsoft JhengHei" w:eastAsia="Microsoft JhengHei"/>
+          <w:b/>
+          <w:sz w:val="21"/>
+        </w:rPr>
+        <w:t>重點：</w:t>
+      </w:r>
+      <w:r>
+        <w:rPr>
+          <w:rFonts w:ascii="Microsoft JhengHei" w:hAnsi="Microsoft JhengHei" w:eastAsia="Microsoft JhengHei"/>
+          <w:sz w:val="21"/>
+        </w:rPr>
+        <w:t xml:space="preserve"> 想要有錢但潛意識害怕或覺得賺錢很累時，寫感恩日記或冥想默唸「我允許自己有錢，同時可以是輕鬆的」，讓潛意識接受原本以為不能同時發生的事（講者主張，未查證）。</w:t>
+      </w:r>
+    </w:p>
+    <w:p>
+      <w:r>
+        <w:rPr>
+          <w:rFonts w:ascii="Microsoft JhengHei" w:hAnsi="Microsoft JhengHei" w:eastAsia="Microsoft JhengHei"/>
+          <w:b/>
+          <w:sz w:val="21"/>
+        </w:rPr>
+        <w:t>標籤：</w:t>
+      </w:r>
+      <w:r>
+        <w:rPr>
+          <w:rFonts w:ascii="Microsoft JhengHei" w:hAnsi="Microsoft JhengHei" w:eastAsia="Microsoft JhengHei"/>
+          <w:sz w:val="21"/>
+        </w:rPr>
+        <w:t xml:space="preserve"> #我允許 #感恩日記</w:t>
+      </w:r>
+    </w:p>
+    <w:p>
+      <w:r>
+        <w:rPr>
+          <w:rFonts w:ascii="Microsoft JhengHei" w:hAnsi="Microsoft JhengHei" w:eastAsia="Microsoft JhengHei"/>
+          <w:sz w:val="21"/>
+        </w:rPr>
+        <w:t>第二個方法是很多人會說，感謝有錢對不對，因為其實很多人想要有錢，但是他的潛意識實際上是害怕出名，或者覺得賺錢很累，所以當你在跟自己講說我想要有錢，但實際上你內在又覺得賺錢很累的話，你的身體根本就會無法賺到錢，所以你可以告訴自己，例如說你在寫感恩日記的時候，或者在心中冥想默唸都可以這樣做，你可以用允許當開頭，我允許自己有錢，同時可以是輕鬆的，用這個方式呢，來連線原本你的潛意識，認為是完全不可能同時發生事情，當你重複重複的，這樣跟自己的潛意識講，它就會越來越容易發生哦。</w:t>
+      </w:r>
+    </w:p>
+    <w:p>
+      <w:pPr>
+        <w:pStyle w:val="Heading3"/>
+      </w:pPr>
+      <w:r>
+        <w:t>投影片 4：第三招：常常說「超幸運」（01:09–01:46）</w:t>
+      </w:r>
+    </w:p>
+    <w:p>
+      <w:pPr>
+        <w:jc w:val="center"/>
+      </w:pPr>
+      <w:r>
+        <w:drawing>
+          <wp:inline xmlns:a="http://schemas.openxmlformats.org/drawingml/2006/main" xmlns:pic="http://schemas.openxmlformats.org/drawingml/2006/picture">
+            <wp:extent cx="1417846" cy="2520000"/>
+            <wp:docPr id="4" name="Picture 4"/>
+            <wp:cNvGraphicFramePr>
+              <a:graphicFrameLocks noChangeAspect="1"/>
+            </wp:cNvGraphicFramePr>
+            <a:graphic>
+              <a:graphicData uri="http://schemas.openxmlformats.org/drawingml/2006/picture">
+                <pic:pic>
+                  <pic:nvPicPr>
+                    <pic:cNvPr id="0" name="image.jpg"/>
+                    <pic:cNvPicPr/>
+                  </pic:nvPicPr>
+                  <pic:blipFill>
+                    <a:blip r:embed="rId13"/>
+                    <a:stretch>
+                      <a:fillRect/>
+                    </a:stretch>
+                  </pic:blipFill>
+                  <pic:spPr>
+                    <a:xfrm>
+                      <a:off x="0" y="0"/>
+                      <a:ext cx="1417846" cy="2520000"/>
+                    </a:xfrm>
+                    <a:prstGeom prst="rect"/>
+                  </pic:spPr>
+                </pic:pic>
+              </a:graphicData>
+            </a:graphic>
+          </wp:inline>
+        </w:drawing>
+      </w:r>
+    </w:p>
+    <w:p>
+      <w:r>
+        <w:rPr>
+          <w:rFonts w:ascii="Microsoft JhengHei" w:hAnsi="Microsoft JhengHei" w:eastAsia="Microsoft JhengHei"/>
+          <w:b/>
+          <w:sz w:val="21"/>
+        </w:rPr>
+        <w:t>重點：</w:t>
+      </w:r>
+      <w:r>
+        <w:rPr>
+          <w:rFonts w:ascii="Microsoft JhengHei" w:hAnsi="Microsoft JhengHei" w:eastAsia="Microsoft JhengHei"/>
+          <w:sz w:val="21"/>
+        </w:rPr>
+        <w:t xml:space="preserve"> 常講很幸運、很感恩、很開心，講者主張身體會在眾多選擇中挑你常說的選項，舉例找停車位、撿到錢、拿到優惠、房間升等（講者主張，未查證）。</w:t>
+      </w:r>
+    </w:p>
+    <w:p>
+      <w:r>
+        <w:rPr>
+          <w:rFonts w:ascii="Microsoft JhengHei" w:hAnsi="Microsoft JhengHei" w:eastAsia="Microsoft JhengHei"/>
+          <w:b/>
+          <w:sz w:val="21"/>
+        </w:rPr>
+        <w:t>標籤：</w:t>
+      </w:r>
+      <w:r>
+        <w:rPr>
+          <w:rFonts w:ascii="Microsoft JhengHei" w:hAnsi="Microsoft JhengHei" w:eastAsia="Microsoft JhengHei"/>
+          <w:sz w:val="21"/>
+        </w:rPr>
+        <w:t xml:space="preserve"> #超幸運</w:t>
+      </w:r>
+    </w:p>
+    <w:p>
+      <w:r>
+        <w:rPr>
+          <w:rFonts w:ascii="Microsoft JhengHei" w:hAnsi="Microsoft JhengHei" w:eastAsia="Microsoft JhengHei"/>
+          <w:sz w:val="21"/>
+        </w:rPr>
+        <w:t>在第三個有錢招財的秘密呢，就是要常常說超幸運，你會發現，常常講很幸運，很感恩，很開心的人，很奇怪哦，他的身邊總是會發生這些事情，當你不斷的告訴潛意識，這些語言的時候，你的身體會在眾多的選擇之中，儘量去選擇你常常講話的那個選項，所以當你常常講很幸運的時候，他就會看到，這邊有一件事是會讓你發生很幸運的，你就會發現有些人很容易找到停車位，然後有些人很容易就是撿到錢，或者是常常拿到優惠，或被升等房間等等。</w:t>
+      </w:r>
+    </w:p>
+    <w:p>
+      <w:pPr>
+        <w:pStyle w:val="Heading3"/>
+      </w:pPr>
+      <w:r>
+        <w:t>投影片 5：結尾：分享與留言（01:46–01:54）</w:t>
+      </w:r>
+    </w:p>
+    <w:p>
+      <w:pPr>
+        <w:jc w:val="center"/>
+      </w:pPr>
+      <w:r>
+        <w:drawing>
+          <wp:inline xmlns:a="http://schemas.openxmlformats.org/drawingml/2006/main" xmlns:pic="http://schemas.openxmlformats.org/drawingml/2006/picture">
+            <wp:extent cx="1417846" cy="2520000"/>
+            <wp:docPr id="5" name="Picture 5"/>
+            <wp:cNvGraphicFramePr>
+              <a:graphicFrameLocks noChangeAspect="1"/>
+            </wp:cNvGraphicFramePr>
+            <a:graphic>
+              <a:graphicData uri="http://schemas.openxmlformats.org/drawingml/2006/picture">
+                <pic:pic>
+                  <pic:nvPicPr>
+                    <pic:cNvPr id="0" name="image.jpg"/>
+                    <pic:cNvPicPr/>
+                  </pic:nvPicPr>
+                  <pic:blipFill>
+                    <a:blip r:embed="rId14"/>
+                    <a:stretch>
+                      <a:fillRect/>
+                    </a:stretch>
+                  </pic:blipFill>
+                  <pic:spPr>
+                    <a:xfrm>
+                      <a:off x="0" y="0"/>
+                      <a:ext cx="1417846" cy="2520000"/>
+                    </a:xfrm>
+                    <a:prstGeom prst="rect"/>
+                  </pic:spPr>
+                </pic:pic>
+              </a:graphicData>
+            </a:graphic>
+          </wp:inline>
+        </w:drawing>
+      </w:r>
+    </w:p>
+    <w:p>
+      <w:r>
+        <w:rPr>
+          <w:rFonts w:ascii="Microsoft JhengHei" w:hAnsi="Microsoft JhengHei" w:eastAsia="Microsoft JhengHei"/>
+          <w:b/>
+          <w:sz w:val="21"/>
+        </w:rPr>
+        <w:t>重點：</w:t>
+      </w:r>
+      <w:r>
+        <w:rPr>
+          <w:rFonts w:ascii="Microsoft JhengHei" w:hAnsi="Microsoft JhengHei" w:eastAsia="Microsoft JhengHei"/>
+          <w:sz w:val="21"/>
+        </w:rPr>
+        <w:t xml:space="preserve"> 講者請觀眾分享給身邊常常很幸運的朋友；畫面另有「留言『幸運』」與片尾字卡「留言你的生日／每週二晚上 8 點 直播解盤」（講者沒唸出，見補充資料 S1）。</w:t>
+      </w:r>
+    </w:p>
+    <w:p>
+      <w:r>
+        <w:rPr>
+          <w:rFonts w:ascii="Microsoft JhengHei" w:hAnsi="Microsoft JhengHei" w:eastAsia="Microsoft JhengHei"/>
+          <w:b/>
+          <w:sz w:val="21"/>
+        </w:rPr>
+        <w:t>標籤：</w:t>
+      </w:r>
+      <w:r>
+        <w:rPr>
+          <w:rFonts w:ascii="Microsoft JhengHei" w:hAnsi="Microsoft JhengHei" w:eastAsia="Microsoft JhengHei"/>
+          <w:sz w:val="21"/>
+        </w:rPr>
+        <w:t xml:space="preserve"> #留言</w:t>
+      </w:r>
+    </w:p>
+    <w:p>
+      <w:r>
+        <w:rPr>
+          <w:rFonts w:ascii="Microsoft JhengHei" w:hAnsi="Microsoft JhengHei" w:eastAsia="Microsoft JhengHei"/>
+          <w:sz w:val="21"/>
+        </w:rPr>
+        <w:t>你們可以分享給身邊那個，常常很幸運的朋友吧。</w:t>
+      </w:r>
+    </w:p>
+    <w:p>
+      <w:pPr>
+        <w:pStyle w:val="Heading2"/>
+      </w:pPr>
+      <w:r>
+        <w:t>補充資料連結</w:t>
+      </w:r>
+    </w:p>
+    <w:p>
+      <w:pPr>
+        <w:pStyle w:val="ListBullet"/>
+      </w:pPr>
+      <w:r>
+        <w:rPr>
+          <w:rFonts w:ascii="Microsoft JhengHei" w:hAnsi="Microsoft JhengHei" w:eastAsia="Microsoft JhengHei"/>
+          <w:sz w:val="21"/>
+        </w:rPr>
+        <w:t>補充資料檔：</w:t>
+      </w:r>
+      <w:r>
+        <w:rPr>
+          <w:rFonts w:ascii="Consolas" w:hAnsi="Consolas" w:eastAsia="Microsoft JhengHei"/>
+          <w:sz w:val="21"/>
+        </w:rPr>
+        <w:t>supplement.md</w:t>
+      </w:r>
+      <w:r>
+        <w:rPr>
+          <w:rFonts w:ascii="Microsoft JhengHei" w:hAnsi="Microsoft JhengHei" w:eastAsia="Microsoft JhengHei"/>
+          <w:sz w:val="21"/>
+        </w:rPr>
+        <w:t>（與本報告同資料夾；內容已收錄於上方〈補充資料〉）</w:t>
       </w:r>
     </w:p>
     <w:sectPr>
